--- a/technical_document/docx/01_architecture/DOC-01-ARCH-07_Enterprise_Audit_Trail_Immutable_Logging_and_Non_Repudiation.docx
+++ b/technical_document/docx/01_architecture/DOC-01-ARCH-07_Enterprise_Audit_Trail_Immutable_Logging_and_Non_Repudiation.docx
@@ -162,7 +162,7 @@
           <w:color w:val="2D3748"/>
           <w:sz w:val="19"/>
         </w:rPr>
-        <w:t>As illustrated in Figure 1 below, Live view of ulms.audit_trail recording user mutations, timestamps, and cryptographic chains.</w:t>
+        <w:t>As illustrated in Figure 1 below, Live view of ulms.audit_entry recording user mutations, timestamps, and cryptographic chains.</w:t>
       </w:r>
     </w:p>
     <w:tbl>
@@ -264,7 +264,7 @@
           <w:color w:val="718096"/>
           <w:sz w:val="16"/>
         </w:rPr>
-        <w:t>Live view of ulms.audit_trail recording user mutations, timestamps, and cryptographic chains.</w:t>
+        <w:t>Live view of ulms.audit_entry recording user mutations, timestamps, and cryptographic chains.</w:t>
       </w:r>
     </w:p>
     <w:p>
@@ -848,7 +848,7 @@
                 <w:color w:val="2D3748"/>
                 <w:sz w:val="17"/>
               </w:rPr>
-              <w:t>Bangladesh Bank ICT Security Guidelines V4.0 §3.4 → Bank Company Act 1991 §27 → NIST SP 800-92</w:t>
+              <w:t>Bangladesh Bank ICT Security Guidelines V4.0 (audit logging) → Bank Company Act 1991 (books of account; 12-year retention) → NIST SP 800-92</w:t>
             </w:r>
           </w:p>
         </w:tc>
@@ -1548,6 +1548,58 @@
                 <w:sz w:val="17"/>
               </w:rPr>
               <w:t>Master Approved</w:t>
+            </w:r>
+          </w:p>
+        </w:tc>
+      </w:tr>
+      <w:tr>
+        <w:tc>
+          <w:tcPr>
+            <w:tcW w:type="dxa" w:w="1872"/>
+          </w:tcPr>
+          <w:p>
+            <w:r>
+              <w:t>3.1.0</w:t>
+            </w:r>
+          </w:p>
+        </w:tc>
+        <w:tc>
+          <w:tcPr>
+            <w:tcW w:type="dxa" w:w="1872"/>
+          </w:tcPr>
+          <w:p>
+            <w:r>
+              <w:t>October 2026</w:t>
+            </w:r>
+          </w:p>
+        </w:tc>
+        <w:tc>
+          <w:tcPr>
+            <w:tcW w:type="dxa" w:w="1872"/>
+          </w:tcPr>
+          <w:p>
+            <w:r>
+              <w:t>Independent Forensic Re-audit</w:t>
+            </w:r>
+          </w:p>
+        </w:tc>
+        <w:tc>
+          <w:tcPr>
+            <w:tcW w:type="dxa" w:w="1872"/>
+          </w:tcPr>
+          <w:p>
+            <w:r>
+              <w:t>Factual corrections per audit/docx_forensic_audit_2026-10-08.md</w:t>
+            </w:r>
+          </w:p>
+        </w:tc>
+        <w:tc>
+          <w:tcPr>
+            <w:tcW w:type="dxa" w:w="1872"/>
+          </w:tcPr>
+          <w:p>
+            <w:r>
+              <w:t>Applied</w:t>
             </w:r>
           </w:p>
         </w:tc>
@@ -3797,7 +3849,7 @@
                 <w:color w:val="801515"/>
                 <w:sz w:val="16"/>
               </w:rPr>
-              <w:t>prev_hash</w:t>
+              <w:t>prev digest (superseded — see addendum)</w:t>
             </w:r>
           </w:p>
         </w:tc>
@@ -3930,7 +3982,7 @@
                 <w:color w:val="801515"/>
                 <w:sz w:val="16"/>
               </w:rPr>
-              <w:t>record_hash</w:t>
+              <w:t>hash</w:t>
             </w:r>
           </w:p>
         </w:tc>
@@ -4263,9 +4315,9 @@
               <w:br/>
               <w:t>WITH RankedAudit AS (</w:t>
               <w:br/>
-              <w:t xml:space="preserve">    SELECT id, prev_hash, record_hash,</w:t>
+              <w:t xml:space="preserve">    SELECT id, hash,</w:t>
               <w:br/>
-              <w:t xml:space="preserve">           LAG(record_hash, 1) OVER (ORDER BY id) as expected_prev_hash</w:t>
+              <w:t xml:space="preserve">           LAG(hash, 1) OVER (ORDER BY id) as expected_prev_hash</w:t>
               <w:br/>
               <w:t xml:space="preserve">    FROM ulms.audit_entry</w:t>
               <w:br/>
@@ -4273,7 +4325,7 @@
               <w:br/>
               <w:t xml:space="preserve">SELECT * FROM RankedAudit </w:t>
               <w:br/>
-              <w:t>WHERE prev_hash != expected_prev_hash AND expected_prev_hash IS NOT NULL;</w:t>
+              <w:t>WHERE hash != expected_prev_hash AND expected_prev_hash IS NOT NULL;</w:t>
             </w:r>
           </w:p>
         </w:tc>
@@ -4397,6 +4449,19 @@
           <w:sz w:val="16"/>
         </w:rPr>
         <w:t>Keycloak 26 session bindings capturing client IP, user-agent, and digital signature headers.</w:t>
+      </w:r>
+    </w:p>
+    <w:p>
+      <w:r>
+        <w:rPr>
+          <w:b/>
+        </w:rPr>
+        <w:t>Addendum — v3.1.0 corrections (Independent Forensic Re-audit, 8 October 2026)</w:t>
+      </w:r>
+    </w:p>
+    <w:p>
+      <w:r>
+        <w:t>Chain definition unified (v3.1.0): the authoritative record hash is SHA-256 chained over the previous entry's hash and the canonical payload (single definition — see ARCH-04's audit_entry DDL: id, actor, action, aggregate, aggregate_id, payload JSONB, hash, at, request_id). The earlier HMAC-SHA256 formulation was a draft variant and is superseded.</w:t>
       </w:r>
     </w:p>
     <w:sectPr>
